--- a/Documentation.docx
+++ b/Documentation.docx
@@ -10,6 +10,7 @@
           <w:bCs/>
           <w:sz w:val="40"/>
           <w:szCs w:val="40"/>
+          <w:lang w:val="en-US"/>
         </w:rPr>
       </w:pPr>
       <w:r>
@@ -18,6 +19,7 @@
           <w:bCs/>
           <w:sz w:val="40"/>
           <w:szCs w:val="40"/>
+          <w:lang w:val="en-US"/>
         </w:rPr>
         <w:t>RPGVTT</w:t>
       </w:r>
@@ -34,6 +36,7 @@
         <w:rPr>
           <w:sz w:val="24"/>
           <w:szCs w:val="24"/>
+          <w:lang w:val="en-US"/>
         </w:rPr>
         <w:tab/>
       </w:r>
@@ -131,6 +134,9 @@
     </w:p>
     <w:p>
       <w:pPr>
+        <w:tabs>
+          <w:tab w:val="left" w:pos="2235"/>
+        </w:tabs>
         <w:rPr>
           <w:sz w:val="24"/>
           <w:szCs w:val="24"/>
@@ -143,8 +149,61 @@
           <w:szCs w:val="24"/>
           <w:lang w:val="en-US"/>
         </w:rPr>
-        <w:t>Builder: CMake</w:t>
+        <w:t>Builder: C</w:t>
       </w:r>
+      <w:r>
+        <w:rPr>
+          <w:sz w:val="24"/>
+          <w:szCs w:val="24"/>
+          <w:lang w:val="en-US"/>
+        </w:rPr>
+        <w:t>m</w:t>
+      </w:r>
+      <w:r>
+        <w:rPr>
+          <w:sz w:val="24"/>
+          <w:szCs w:val="24"/>
+          <w:lang w:val="en-US"/>
+        </w:rPr>
+        <w:t>ake</w:t>
+      </w:r>
+      <w:r>
+        <w:rPr>
+          <w:sz w:val="24"/>
+          <w:szCs w:val="24"/>
+          <w:lang w:val="en-US"/>
+        </w:rPr>
+        <w:tab/>
+      </w:r>
+    </w:p>
+    <w:p>
+      <w:pPr>
+        <w:tabs>
+          <w:tab w:val="left" w:pos="2235"/>
+        </w:tabs>
+        <w:rPr>
+          <w:sz w:val="24"/>
+          <w:szCs w:val="24"/>
+          <w:lang w:val="en-US"/>
+        </w:rPr>
+      </w:pPr>
+      <w:r>
+        <w:rPr>
+          <w:sz w:val="24"/>
+          <w:szCs w:val="24"/>
+          <w:lang w:val="en-US"/>
+        </w:rPr>
+        <w:t>Hardware Abstraction Layer: SDL2</w:t>
+      </w:r>
+    </w:p>
+    <w:p>
+      <w:pPr>
+        <w:rPr>
+          <w:sz w:val="24"/>
+          <w:szCs w:val="24"/>
+          <w:lang w:val="en-US"/>
+        </w:rPr>
+      </w:pPr>
     </w:p>
     <w:sectPr>
       <w:pgSz w:w="11906" w:h="16838"/>
